--- a/github/m/Survey2_Word_for_Mendeley/Survey2_reference_lookup.docx
+++ b/github/m/Survey2_Word_for_Mendeley/Survey2_reference_lookup.docx
@@ -715,7 +715,7 @@
               <w:rPr>
                 <w:rStyle w:val="VerbatimChar"/>
               </w:rPr>
-              <w:t xml:space="preserve">Orch OR' theory | doi:10.1016/j.plrev.2013.08.002 | | Hangl2016 | Hangl, Simon; Ugur, Emre; Szedmak, Sandor; Piater, Justus | 2016 | Robotic Playing for Hierarchical Complex Skill Learning | arXiv:1603.00794 | | Hangl2020 | Hangl, Simon; Dunjko, Vedran; Briegel, Hans J.; Piater, Justus | 2020 | Skill Learning by Autonomous Robotic Playing Using Active Learning and Exploratory Behavior Composition | doi:10.3389/frobt.2020.00042 | | Haykin2001 |  | 2001 | Kalman Filtering and Neural Networks | doi:10.1002/0471221546 | | Henderson2018 | Henderson, Peter; Islam, Riashat; Bachman, Philip; Pineau, Joelle; Precup, Doina; Meger, David | 2018 | Deep reinforcement learning that matters | doi:10.1609/aaai.v32i1.11694 | | Ho2022 | Ho, Johnny K. W.; Hoorn, Johan F. | 2022 | Quantum Affective Processes for Multidimensional Decision-Making | doi:10.1038/s41598-022-22855-0 | | Hohenfeld2024 | Hohenfeld, Hans; Heimann, Dirk; Wiebe, Felix; Kirchner, Frank | 2024 | Quantum Deep Reinforcement Learning for Robot Navigation Tasks | doi:10.1109/ACCESS.2024.3417808 | | Hoorn2019 | Hoorn, Johan F.; Ho, Johnny K. W. | 2019 | Robot Affect: the Amygdala as Bloch Sphere | arXiv:1911.12128 | | Huang2025a | Huang, Jiaqi; Busemeyer, Jerome R.; Ebelt, Zoe; Pothos, Emmanuel M. | 2025 | Bridging the gap between subjective probability and probability judgments: the Quantum Sequential Sampler | doi:10.1037/rev0000489 | | Huang2025b | Huang, Jiaqi; Epping, Gunnar P.; Trueblood, Jennifer S.; Yearsley, James M.; Busemeyer, Jerome R.; Pothos, Emmanuel M. | 2025 | An overview of the quantum cognition research program | doi:10.3758/s13423-025-02675-9 | | Huang2025c | Huang, Jiaqi; Pleskac, Timothy J.; Busemeyer, Jerome R. | 2025 | Quantum Recognition Heuristics: A Tutorial Example of Quantum Heuristics | doi:10.1109/QCE65121.2025.10486 | | Humr2023 | Humr, Scott A.; Canan, Mustafa; Demir, Mustafa | 2023 | Temporal Evolution of Trust in Artificial Intelligence-Supported Decision-Making | doi:10.1177/21695067231193672 | | Humr2025 | Humr, Scott; Canan, Mustafa; Demir, Mustafa | 2025 | A Quantum Probability Approach to Improving Human--AI Decision Making | doi:10.3390/e27020152 | | Humr2026 | Humr, Scott; Canan, Mustafa | 2026 | System Level Intervention for AI-Supported Decision-Making: A Quantum Cognition Perspective | doi:10.1007/978-3-032-13883-5_14 | | Imannezhad2026 | Imannezhad, Pegah; Pothos, Emmanuel M.; Wills, Andy J. | 2026 | Divergent Patterns of Probabilistic Reasoning in Humans and GPT-5 | doi:10.3389/fpsyg.2026.1782184 | | Jerbi2021 | Jerbi, Sofiene; Gyurik, Casper; Marshall, Simon C.; Briegel, Hans J.; Dunjko, Vedran | 2021 | Parametrized Quantum Policies for Reinforcement Learning | arXiv:2103.05577 | | Kak2018 | Kak, Subhash | 2018 | Order Effects for Queries in Intelligent Systems | arXiv:1804.02759 | | Kalman1960 | Kalman, Rudolph E. | 1960 | A new approach to linear filtering and prediction problems | doi:10.1115/1.3662552 | | Kang2026 | Kang, Pilsung | 2026 | Auditing Question-Order Effects in Large Language Models with the QQ Equality: Mechanism Characterization and a Saturation Caveat | arXiv:2607.17219 | | Kellen2018 | Kellen, David; Singmann, Henrik; Batchelder, William H. | 2018 | Classic-probability accounts of mirrored (quantum-like) order effects in human judgments | doi:10.1037/dec0000080 | | Khoshnoud2020 | Khoshnoud, Farbod; Quadrelli, Marco B.; Esat, Ibrahim I.; Robinson, Dario | 2020 | Quantum Cooperative Robotics and Autonomy | arXiv:2008.12230 | | Khrennikov1999 | Khrennikov, Andrei | 1999 | Classical and Quantum Mechanics on Information Spaces with Applications to Cognitive, Psychological, Social, and Anomalous Phenomena | doi:10.1023/A:1018885632116 | | Khrennikov2010 | Khrennikov, Andrei | 2010 | Ubiquitous Quantum Structure: From Psychology to Finance | doi:10.1007/978-3-642-05101-2 | | Khrennikov2014 | Khrennikov, Andrei; Basieva, Irina; Dzhafarov, Ehtibar N.; Busemeyer, Jerome R. | 2014 | Quantum models for psychological measurements: An unsolved problem | doi:10.1371/journal.pone.0110909 | | Khrennikov2018 | Khrennikov, Andrei; Basieva, Irina; Pothos, Emmanuel M.; Yamato, Ichiro | 2018 | Quantum probability in decision making from quantum information representation of neuronal states | doi:10.1038/s41598-018-34531-3 | | Khrennikov2022 | Khrennikov, Andrei | 2022 | Quantum probability for modeling cognition, decision making, and artificial intelligence | doi:10.1007/978-3-031-06170-7_4 | | Khrennikov2023a | Khrennikov, Andrei | 2023 | Open systems, quantum probability, and logic for quantum-like modeling in biology, cognition, and decision-making | doi:10.3390/e25060886 | | Khrennikov2023b | Khrennikov, Andrei | 2024 | Contextual measurement model and quantum theory | doi:10.1098/rsos.231953 | | Khrennikov2025a | Khrennikov, Andrei; Ozawa, Masanao; Benninger, Felix; Shor, Oded | 2025 | Coupling quantum-like cognition with the neuronal networks within generalized probability theory | doi:10.1016/j.jmp.2025.102923 | | Khrennikov2025b | Khrennikov, Andrei; Iriki, Atsushi; Basieva, Irina | 2025 | Constructing a bridge between functioning of oscillatory neuronal networks and quantum-like cognition along with quantum-inspired computation and AI | doi:10.1016/j.biosystems.2025.105573 | | Khrennikov2025c | Khrennikov, Andrei; Yamada, Makiko | 2025 | Quantum-like representation of neuronal networks' activity: modeling ``mental entanglement'' | doi:10.3389/fnhum.2025.1685339 | | Khrennikov2026 | Khrennikov, Andrei | 2026 | Quantum-like cognition and AI toward the convergence of natural and artificial intelligence | doi:10.1007/s44163-026-00909-w | | Kitchenham2007 | Kitchenham, Barbara; Charters, Stuart | 2007 | Guidelines for performing Systematic Literature Reviews in Software Engineering |  | | Kong2026 | Kong, Decheng; Xue, Kai; Wang, Ping; Xu, Zeyu | 2026 | Emergence of Longitudinal Queues in Group Navigation: An Interpretable Approach via Projective Simulation | doi:10.3390/biomimetics11030201 | | Kotseruba2020 | Kotseruba, Iuliia; Tsotsos, John K. | 2020 | 40 Years of Cognitive Architectures: Core Cognitive Abilities and Practical Applications | doi:10.1007/s10462-018-9646-y | | Krizhevsky2012 | Krizhevsky, Alex; Sutskever, Ilya; Hinton, Geoffrey E. | 2012 | ImageNet classification with deep convolutional neural networks |  | | Kvam2015 | Kvam, Peter D.; Pleskac, Timothy J.; Yu, Shuli; Busemeyer, Jerome R. | 2015 | Interference effects of choice on confidence: Quantum characteristics of evidence accumulation | doi:10.1073/pnas.1500688112 | | Kvam2021 | Kvam, Peter D.; Busemeyer, Jerome R.; Pleskac, Timothy J. | 2021 | Temporal oscillations in preference strength provide evidence for an open system model of constructed preference | doi:10.1038/s41598-021-87659-0 | | Laird2017 | Laird, John E.; Lebiere, Christian; Rosenbloom, Paul S. | 2017 | A Standard Model of the Mind: Toward a Common Computational Framework across Artificial Intelligence, Cognitive Science, Neuroscience, and Robotics | doi:10.1609/aimag.v38i4.2744 | | Lanza2020 | Lanza, Davide; Solinas, Paolo; Mastrogiovanni, Fulvio | 2020 | A Preliminary Study for a Quantum-like Robot Perception Model | arXiv:2006.02771 | | Lanza2021 | Lanza, Davide; Solinas, Paolo; Mastrogiovanni, Fulvio | 2021 | Multi-sensory Integration in a Quantum-Like Robot Perception Model | doi:10.1007/978-3-030-71151-1_44 | | Lauri2023 | Lauri, Mikko; Hsu, David; Pajarinen, Joni | 2023 | Partially observable Markov decision processes in robotics: a survey | doi:10.1109/TRO.2022.3200138 | | Lawless2020 | Lawless, William F. | 2020 | Quantum-Like Interdependence Theory Advances Autonomous Human--Machine Teams (A-HMTs) | doi:10.3390/e22111227 | | Lawless2023 | Lawless, William F.; Moskowitz, Ira S.; Doctor, Katarina Z. | 2023 | A Quantum-like Model of Interdependence for Embodied Human--Machine Teams: Reviewing the Path to Autonomy Facing Complexity and Uncertainty | doi:10.3390/e25091323 | | Lawless2025 | Lawless, William F.; Moskowitz, Ira S. | 2025 | An Entropy Approach to Interdependent Human--Machine Teams | doi:10.3390/e27020176 | | Li2019 | Li, Qiuchi; Wang, Benyou; Melucci, Massimo | 2019 | CNM: An Interpretable Complex-valued Network for Matching | doi:10.18653/v1/N19-1420 | | Li2021a | Li, Qiuchi; Gkoumas, Dimitrios; Lioma, Christina; Melucci, Massimo | 2021 | Quantum-inspired multimodal fusion for video sentiment analysis | doi:10.1016/j.inffus.2020.08.006 | | Li2021b | Li, Qiuchi; Gkoumas, Dimitrios; Sordoni, Alessandro; Nie, Jian-Yun; Melucci, Massimo | 2021 | Quantum-inspired Neural Network for Conversational Emotion Recognition | doi:10.1609/aaai.v35i15.17567 | | Liu2023 | Liu, Yaochen; Li, Qiuchi; Wang, Benyou; Zhang, Yazhou; Song, Dawei | 2023 | A Survey of Quantum-cognitively Inspired Sentiment Analysis Models | doi:10.1145/3604550 | | Lo2025 | Lo, Kin Ian; Sadrzadeh, Mehrnoosh; Mansfield, Shane | 2025 | Quantum-Like Contextuality in Large Language Models | arXiv:2412.16806 | | LopezIncera2020 | L'opez-Incera, Andrea; Ried, Katja; M"uller, Thomas; Briegel, Hans J. | 2020 | Development of Swarm Behavior in Artificial Learning Agents that Adapt to Different Foraging Environments | doi:10.1371/journal.pone.0243628 | | Lorenz2023 | Lorenz, Robin; Pearson, Anna; Meichanetzidis, Konstantinos; Kartsaklis, Dimitri; Coecke, Bob | 2023 | QNLP in Practice: Running Compositional Models of Meaning on a Quantum Computer | doi:10.1613/jair.1.14329 | | Luckcuck2019 | Luckcuck, Matt; Farrell, Marie; Dennis, Louise A.; Dixon, Clare; Fisher, Michael | 2019 | Formal Specification and Verification of Autonomous Robotic Systems: A Survey | doi:10.1145/3342355 | | Lukac2007 | Lukac, Martin; Perkowski, Marek | 2007 | Quantum Mechanical Model of Emotional Robot Behaviors |  | | Maksimovic2025 | Maksimovic, Milan; Maksymov, Ivan S. | 2025 | Quantum-Cognitive Neural Networks: Assessing Confidence and Uncertainty with Human Decision-Making Simulations | doi:10.3390/bdcc9010012 | | Maksymov2025 | Maksymov, Ivan S. | 2025 | Cognition in superposition: quantum models in AI, finance, defence, gaming and collective behaviour | arXiv:2508.20098 | | Mannone2022 | Mannone, Maria; Seidita, Valeria; Chella, Antonio | 2022 | Categories, Quantum Computing, and Swarm Robotics: A Case Study | doi:10.3390/math10030372 | | Mannone2024 | Mannone, Maria; Chella, Antonio; Pilato, Giovanni; Seidita, Valeria; Vella, Filippo; Gaglio, Salvatore | 2024 | Modeling Robotic Thinking and Creativity: A Classic--Quantum Dialogue | doi:10.3390/math12050642 | | MartinezMartinez2016 | Mart'inez-Mart'inez, Ismael; S'anchez-Burillo, Eduardo | 2016 | Quantum Stochastic Walks on Networks for Decision-Making | doi:10.1038/srep23812 | | Meghdadi2022 | Meghdadi, A.; Akbarzadeh-T., M.-R.; Javidan, K. | 2022 | A quantum-like cognitive approach to modeling human biased selection behavior | doi:10.1038/s41598-022-13757-2 | | Melnikov2018 | Melnikov, Alexey A.; Makmal, Adi; Briegel, Hans J. | 2018 | Benchmarking Projective Simulation in Navigation Problems | doi:10.1109/ACCESS.2018.2876494 | | Meyer2022 | Meyer, Nico; Ufrecht, Christian; Periyasamy, Maniraman; Scherer, Daniel D.; Plinge, Axel; Mutschler, Christopher | 2022 | A survey on quantum reinforcement learning | arXiv:2211.03464 | | Moreira2014 | Moreira, Catarina; Wichert, Andreas | 2014 | Interference effects in quantum belief networks | doi:10.1016/j.asoc.2014.09.008 | | Moreira2016 | Moreira, Catarina; Wichert, Andreas | 2016 | Quantum-Like Bayesian Networks for Modeling Decision Making | doi:10.3389/fpsyg.2016.00011 | | Moreira2017a | Moreira, Catarina | 2017 | Quantum Probabilistic Graphical Models for Cognition and Decision |  | | Moreira2017b | Moreira, Catarina; Wichert, Andreas | 2017 | Are quantum models for order effects quantum? | doi:10.1007/s10773-017-3424-5 | | Moreira2020a | Moreira, Catarina; Fell, Lauren; Dehdashti, Shahram; Bruza, Peter; Wichert, Andreas | 2020 | Towards a Quantum-Like Cognitive Architecture for Decision-Making | doi:10.1017/S0140525X19001687 | | Moreira2020b | Moreira, Catarina; Tiwari, Prayag; Pandey, Hari Mohan; Bruza, Peter; Wichert, Andreas | 2020 | Quantum-like influence diagrams for decision-making | doi:10.1016/j.neunet.2020.07.009 | | Nausheen2025 | Nausheen, Farha; Ahmed, Khandakar; Khan, M. Imad; Riaz, Farina | 2025 | Quantum Natural Language Processing: A Comprehensive Review of Models, Methods, and Applications | arXiv:2504.09909 | | Nebli2026 | Nebli, Ahmed; Saadatdoorabi, Hadi; Yam, Kevin | 2026 | Deep Sequence Modeling with Quantum Dynamics: Language as a Wave Function | arXiv:2602.22255 | | Ozawa2020 | Ozawa, Masanao; Khrennikov, Andrei | 2020 | Application of theory of quantum instruments to psychology: Combination of question order effect with response replicability effect | doi:10.3390/e22010037 | | Ozawa2021 | Ozawa, Masanao; Khrennikov, Andrei | 2021 | Modeling combination of question order effect, response replicability effect, and QQ-equality with quantum instruments | doi:10.1016/j.jmp.2020.102491 | | Page2021 | Page, Matthew J.; McKenzie, Joanne E.; Bossuyt, Patrick M.; Boutron, Isabelle; Hoffmann, Tammy C.; Mulrow, Cynthia D.; Shamseer, Larissa; Tetzlaff, Jennifer M.; Akl, Elie A.; Brennan, Sue E.; Chou, Roger; Glanville, Julie; Grimshaw, Jeremy M.; Hr'objartsson, Asbjorn; Lalu, Manoj M.; Li, Tianjing; Loder, Elizabeth W.; Mayo-Wilson, Evan; McDonald, Steve; McGuinness, Luke A.; Stewart, Lesley A.; Thomas, James; Tricco, Andrea C.; Welch, Vivian A.; Whiting, Penny; Moher, David | 2021 | The PRISMA 2020 statement: an updated guideline for reporting systematic reviews | doi:10.1136/bmj.n71 | | Paparo2014 | Paparo, Giuseppe Davide; Dunjko, Vedran; Makmal, Adi; Martin-Delgado, Miguel Angel; Briegel, Hans J. | 2014 | Quantum Speedup for Active Learning Agents | doi:10.1103/PhysRevX.4.031002 | | Petschnigg2019 | Petschnigg, Christina; Brandst"otter, Mathias; Pichler, Horst; Hofbaur, Michael W.; Dieber, Bernhard | 2019 | Quantum computation in robotic science and applications | doi:10.1109/ICRA.2019.8793768 | | Pothos2009 | Pothos, Emmanuel M.; Busemeyer, Jerome R. | 2009 | A Quantum Probability Explanation for Violations of</w:t>
+              <w:t xml:space="preserve">Orch OR' theory | doi:10.1016/j.plrev.2013.08.002 | | Hangl2016 | Hangl, Simon; Ugur, Emre; Szedmak, Sandor; Piater, Justus | 2016 | Robotic Playing for Hierarchical Complex Skill Learning | arXiv:1603.00794 | | Hangl2020 | Hangl, Simon; Dunjko, Vedran; Briegel, Hans J.; Piater, Justus | 2020 | Skill Learning by Autonomous Robotic Playing Using Active Learning and Exploratory Behavior Composition | doi:10.3389/frobt.2020.00042 | | Haykin2001 |  | 2001 | Kalman Filtering and Neural Networks | doi:10.1002/0471221546 | | Henderson2018 | Henderson, Peter; Islam, Riashat; Bachman, Philip; Pineau, Joelle; Precup, Doina; Meger, David | 2018 | Deep reinforcement learning that matters | doi:10.1609/aaai.v32i1.11694 | | Ho2022 | Ho, Johnny K. W.; Hoorn, Johan F. | 2022 | Quantum Affective Processes for Multidimensional Decision-Making | doi:10.1038/s41598-022-22855-0 | | Hohenfeld2024 | Hohenfeld, Hans; Heimann, Dirk; Wiebe, Felix; Kirchner, Frank | 2024 | Quantum Deep Reinforcement Learning for Robot Navigation Tasks | doi:10.1109/ACCESS.2024.3417808 | | Hoorn2019 | Hoorn, Johan F.; Ho, Johnny K. W. | 2019 | Robot Affect: the Amygdala as Bloch Sphere | arXiv:1911.12128 | | Huang2025a | Huang, Jiaqi; Busemeyer, Jerome R.; Ebelt, Zoe; Pothos, Emmanuel M. | 2025 | Bridging the gap between subjective probability and probability judgments: the Quantum Sequential Sampler | doi:10.1037/rev0000489 | | Huang2025b | Huang, Jiaqi; Epping, Gunnar P.; Trueblood, Jennifer S.; Yearsley, James M.; Busemeyer, Jerome R.; Pothos, Emmanuel M. | 2025 | An overview of the quantum cognition research program | doi:10.3758/s13423-025-02675-9 | | Huang2025c | Huang, Jiaqi; Pleskac, Timothy J.; Busemeyer, Jerome R. | 2025 | Quantum Recognition Heuristics: A Tutorial Example of Quantum Heuristics | doi:10.1109/QCE65121.2025.10486 | | Humr2023 | Humr, Scott A.; Canan, Mustafa; Demir, Mustafa | 2023 | Temporal Evolution of Trust in Artificial Intelligence-Supported Decision-Making | doi:10.1177/21695067231193672 | | Humr2025 | Humr, Scott; Canan, Mustafa; Demir, Mustafa | 2025 | A Quantum Probability Approach to Improving Human--AI Decision Making | doi:10.3390/e27020152 | | Humr2026 | Humr, Scott; Canan, Mustafa | 2026 | System Level Intervention for AI-Supported Decision-Making: A Quantum Cognition Perspective | doi:10.1007/978-3-032-13883-5_14 | | Imannezhad2026 | Imannezhad, Pegah; Pothos, Emmanuel M.; Wills, Andy J. | 2026 | Divergent Patterns of Probabilistic Reasoning in Humans and GPT-5 | doi:10.3389/fpsyg.2026.1782184 | | Jerbi2021 | Jerbi, Sofiene; Gyurik, Casper; Marshall, Simon C.; Briegel, Hans J.; Dunjko, Vedran | 2021 | Parametrized Quantum Policies for Reinforcement Learning | arXiv:2103.05577 | | Kak2018 | Kak, Subhash | 2018 | Order Effects for Queries in Intelligent Systems | arXiv:1804.02759 | | Kalman1960 | Kalman, Rudolph E. | 1960 | A new approach to linear filtering and prediction problems | doi:10.1115/1.3662552 | | Kang2026 | Kang, Pilsung | 2026 | Auditing Question-Order Effects in Large Language Models with the QQ Equality: Mechanism Characterization and a Saturation Caveat | arXiv:2607.17219 | | Kellen2018 | Kellen, David; Singmann, Henrik; Batchelder, William H. | 2018 | Classic-probability accounts of mirrored (quantum-like) order effects in human judgments | doi:10.1037/dec0000080 | | Khoshnoud2020 | Khoshnoud, Farbod; Quadrelli, Marco B.; Esat, Ibrahim I.; Robinson, Dario | 2020 | Quantum Cooperative Robotics and Autonomy | arXiv:2008.12230 | | Khrennikov1999 | Khrennikov, Andrei | 1999 | Classical and Quantum Mechanics on Information Spaces with Applications to Cognitive, Psychological, Social, and Anomalous Phenomena | doi:10.1023/A:1018885632116 | | Khrennikov2010 | Khrennikov, Andrei | 2010 | Ubiquitous Quantum Structure: From Psychology to Finance | doi:10.1007/978-3-642-05101-2 | | Khrennikov2014 | Khrennikov, Andrei; Basieva, Irina; Dzhafarov, Ehtibar N.; Busemeyer, Jerome R. | 2014 | Quantum models for psychological measurements: An unsolved problem | doi:10.1371/journal.pone.0110909 | | Khrennikov2018 | Khrennikov, Andrei; Basieva, Irina; Pothos, Emmanuel M.; Yamato, Ichiro | 2018 | Quantum probability in decision making from quantum information representation of neuronal states | doi:10.1038/s41598-018-34531-3 | | Khrennikov2022 | Khrennikov, Andrei | 2022 | Quantum probability for modeling cognition, decision making, and artificial intelligence | doi:10.1007/978-3-031-06170-7_4 | | Khrennikov2023a | Khrennikov, Andrei | 2023 | Open systems, quantum probability, and logic for quantum-like modeling in biology, cognition, and decision-making | doi:10.3390/e25060886 | | Khrennikov2023b | Khrennikov, Andrei | 2024 | Contextual measurement model and quantum theory | doi:10.1098/rsos.231953 | | Khrennikov2025a | Khrennikov, Andrei; Ozawa, Masanao; Benninger, Felix; Shor, Oded | 2025 | Coupling quantum-like cognition with the neuronal networks within generalized probability theory | doi:10.1016/j.jmp.2025.102923 | | Khrennikov2025b | Khrennikov, Andrei; Iriki, Atsushi; Basieva, Irina | 2025 | Constructing a bridge between functioning of oscillatory neuronal networks and quantum-like cognition along with quantum-inspired computation and AI | doi:10.1016/j.biosystems.2025.105573 | | Khrennikov2025c | Khrennikov, Andrei; Yamada, Makiko | 2025 | Quantum-like representation of neuronal networks' activity: modeling ``mental entanglement'' | doi:10.3389/fnhum.2025.1685339 | | Khrennikov2026 | Khrennikov, Andrei | 2026 | Quantum-like cognition and AI toward the convergence of natural and artificial intelligence | doi:10.1007/s44163-026-00909-w | | Kitchenham2007 | Kitchenham, Barbara; Charters, Stuart | 2007 | Guidelines for performing Systematic Literature Reviews in Software Engineering |  | | Kong2026 | Kong, Decheng; Xue, Kai; Wang, Ping; Xu, Zeyu | 2026 | Emergence of Longitudinal Queues in Group Navigation: An Interpretable Approach via Projective Simulation | doi:10.3390/biomimetics11030201 | | Kotseruba2020 | Kotseruba, Iuliia; Tsotsos, John K. | 2020 | 40 Years of Cognitive Architectures: Core Cognitive Abilities and Practical Applications | doi:10.1007/s10462-018-9646-y | | Krizhevsky2012 | Krizhevsky, Alex; Sutskever, Ilya; Hinton, Geoffrey E. | 2012 | ImageNet classification with deep convolutional neural networks |  | | Kvam2015 | Kvam, Peter D.; Pleskac, Timothy J.; Yu, Shuli; Busemeyer, Jerome R. | 2015 | Interference effects of choice on confidence: Quantum characteristics of evidence accumulation | doi:10.1073/pnas.1500688112 | | Kvam2021 | Kvam, Peter D.; Busemeyer, Jerome R.; Pleskac, Timothy J. | 2021 | Temporal oscillations in preference strength provide evidence for an open system model of constructed preference | doi:10.1038/s41598-021-87659-0 | | Laird2017 | Laird, John E.; Lebiere, Christian; Rosenbloom, Paul S. | 2017 | A Standard Model of the Mind: Toward a Common Computational Framework across Artificial Intelligence, Cognitive Science, Neuroscience, and Robotics | doi:10.1609/aimag.v38i4.2744 | | Lanza2020 | Lanza, Davide; Solinas, Paolo; Mastrogiovanni, Fulvio | 2020 | A Preliminary Study for a Quantum-like Robot Perception Model | arXiv:2006.02771 | | Lanza2021 | Lanza, Davide; Solinas, Paolo; Mastrogiovanni, Fulvio | 2021 | Multi-sensory Integration in a Quantum-Like Robot Perception Model | doi:10.1007/978-3-030-71151-1_44 | | Lauri2023 | Lauri, Mikko; Hsu, David; Pajarinen, Joni | 2023 | Partially observable Markov decision processes in robotics: a survey | doi:10.1109/TRO.2022.3200138 | | Lawless2020 | Lawless, William F. | 2020 | Quantum-Like Interdependence Theory Advances Autonomous Human--Machine Teams (A-HMTs) | doi:10.3390/e22111227 | | Lawless2023 | Lawless, William F.; Moskowitz, Ira S.; Doctor, Katarina Z. | 2023 | A Quantum-like Model of Interdependence for Embodied Human--Machine Teams: Reviewing the Path to Autonomy Facing Complexity and Uncertainty | doi:10.3390/e25091323 | | Lawless2025 | Lawless, William F.; Moskowitz, Ira S. | 2025 | An Entropy Approach to Interdependent Human--Machine Teams | doi:10.3390/e27020176 | | Li2019 | Li, Qiuchi; Wang, Benyou; Melucci, Massimo | 2019 | CNM: An Interpretable Complex-valued Network for Matching | doi:10.18653/v1/N19-1420 | | Li2021a | Li, Qiuchi; Gkoumas, Dimitrios; Lioma, Christina; Melucci, Massimo | 2021 | Quantum-inspired multimodal fusion for video sentiment analysis | doi:10.1016/j.inffus.2020.08.006 | | Li2021b | Li, Qiuchi; Gkoumas, Dimitrios; Sordoni, Alessandro; Nie, Jian-Yun; Melucci, Massimo | 2021 | Quantum-inspired Neural Network for Conversational Emotion Recognition | doi:10.1609/aaai.v35i15.17567 | | Liu2023 | Liu, Yaochen; Li, Qiuchi; Wang, Benyou; Zhang, Yazhou; Song, Dawei | 2023 | A Survey of Quantum-cognitively Inspired Sentiment Analysis Models | doi:10.1145/3604550 | | Lo2025 | Lo, Kin Ian; Sadrzadeh, Mehrnoosh; Mansfield, Shane | 2025 | Quantum-Like Contextuality in Large Language Models | arXiv:2412.16806 | | LopezIncera2020 | L'opez-Incera, Andrea; Ried, Katja; M"uller, Thomas; Briegel, Hans J. | 2020 | Development of Swarm Behavior in Artificial Learning Agents that Adapt to Different Foraging Environments | doi:10.1371/journal.pone.0243628 | | Lorenz2023 | Lorenz, Robin; Pearson, Anna; Meichanetzidis, Konstantinos; Kartsaklis, Dimitri; Coecke, Bob | 2023 | QNLP in Practice: Running Compositional Models of Meaning on a Quantum Computer | doi:10.1613/jair.1.14329 | | Luckcuck2019 | Luckcuck, Matt; Farrell, Marie; Dennis, Louise A.; Dixon, Clare; Fisher, Michael | 2019 | Formal Specification and Verification of Autonomous Robotic Systems: A Survey | doi:10.1145/3342355 | | Lukac2007 | Lukac, Martin; Perkowski, Marek | 2007 | Quantum Mechanical Model of Emotional Robot Behaviors |  | | Maksimovic2025 | Maksimovic, Milan; Maksymov, Ivan S. | 2025 | Quantum-Cognitive Neural Networks: Assessing Confidence and Uncertainty with Human Decision-Making Simulations | doi:10.3390/bdcc9010012 | | Maksymov2026 | Maksymov, Ivan S. | 2026 | Cognition in Superposition: Quantum Models in AI, Economics, Defence, Gaming and Collective Behaviour | doi:10.1007/978-3-032-25965-3 | | Mannone2022 | Mannone, Maria; Seidita, Valeria; Chella, Antonio | 2022 | Categories, Quantum Computing, and Swarm Robotics: A Case Study | doi:10.3390/math10030372 | | Mannone2024 | Mannone, Maria; Chella, Antonio; Pilato, Giovanni; Seidita, Valeria; Vella, Filippo; Gaglio, Salvatore | 2024 | Modeling Robotic Thinking and Creativity: A Classic--Quantum Dialogue | doi:10.3390/math12050642 | | MartinezMartinez2016 | Mart'inez-Mart'inez, Ismael; S'anchez-Burillo, Eduardo | 2016 | Quantum Stochastic Walks on Networks for Decision-Making | doi:10.1038/srep23812 | | Meghdadi2022 | Meghdadi, A.; Akbarzadeh-T., M.-R.; Javidan, K. | 2022 | A quantum-like cognitive approach to modeling human biased selection behavior | doi:10.1038/s41598-022-13757-2 | | Melnikov2018 | Melnikov, Alexey A.; Makmal, Adi; Briegel, Hans J. | 2018 | Benchmarking Projective Simulation in Navigation Problems | doi:10.1109/ACCESS.2018.2876494 | | Meyer2022 | Meyer, Nico; Ufrecht, Christian; Periyasamy, Maniraman; Scherer, Daniel D.; Plinge, Axel; Mutschler, Christopher | 2022 | A survey on quantum reinforcement learning | arXiv:2211.03464 | | Moreira2014 | Moreira, Catarina; Wichert, Andreas | 2014 | Interference effects in quantum belief networks | doi:10.1016/j.asoc.2014.09.008 | | Moreira2016 | Moreira, Catarina; Wichert, Andreas | 2016 | Quantum-Like Bayesian Networks for Modeling Decision Making | doi:10.3389/fpsyg.2016.00011 | | Moreira2017a | Moreira, Catarina | 2017 | Quantum Probabilistic Graphical Models for Cognition and Decision |  | | Moreira2017b | Moreira, Catarina; Wichert, Andreas | 2017 | Are quantum models for order effects quantum? | doi:10.1007/s10773-017-3424-5 | | Moreira2020a | Moreira, Catarina; Fell, Lauren; Dehdashti, Shahram; Bruza, Peter; Wichert, Andreas | 2020 | Towards a Quantum-Like Cognitive Architecture for Decision-Making | doi:10.1017/S0140525X19001687 | | Moreira2020b | Moreira, Catarina; Tiwari, Prayag; Pandey, Hari Mohan; Bruza, Peter; Wichert, Andreas | 2020 | Quantum-like influence diagrams for decision-making | doi:10.1016/j.neunet.2020.07.009 | | Nausheen2025 | Nausheen, Farha; Ahmed, Khandakar; Khan, M. Imad; Riaz, Farina | 2025 | Quantum Natural Language Processing: A Comprehensive Review of Models, Methods, and Applications | arXiv:2504.09909 | | Nebli2026 | Nebli, Ahmed; Saadatdoorabi, Hadi; Yam, Kevin | 2026 | Deep Sequence Modeling with Quantum Dynamics: Language as a Wave Function | arXiv:2602.22255 | | Ozawa2020 | Ozawa, Masanao; Khrennikov, Andrei | 2020 | Application of theory of quantum instruments to psychology: Combination of question order effect with response replicability effect | doi:10.3390/e22010037 | | Ozawa2021 | Ozawa, Masanao; Khrennikov, Andrei | 2021 | Modeling combination of question order effect, response replicability effect, and QQ-equality with quantum instruments | doi:10.1016/j.jmp.2020.102491 | | Page2021 | Page, Matthew J.; McKenzie, Joanne E.; Bossuyt, Patrick M.; Boutron, Isabelle; Hoffmann, Tammy C.; Mulrow, Cynthia D.; Shamseer, Larissa; Tetzlaff, Jennifer M.; Akl, Elie A.; Brennan, Sue E.; Chou, Roger; Glanville, Julie; Grimshaw, Jeremy M.; Hr'objartsson, Asbjorn; Lalu, Manoj M.; Li, Tianjing; Loder, Elizabeth W.; Mayo-Wilson, Evan; McDonald, Steve; McGuinness, Luke A.; Stewart, Lesley A.; Thomas, James; Tricco, Andrea C.; Welch, Vivian A.; Whiting, Penny; Moher, David | 2021 | The PRISMA 2020 statement: an updated guideline for reporting systematic reviews | doi:10.1136/bmj.n71 | | Paparo2014 | Paparo, Giuseppe Davide; Dunjko, Vedran; Makmal, Adi; Martin-Delgado, Miguel Angel; Briegel, Hans J. | 2014 | Quantum Speedup for Active Learning Agents | doi:10.1103/PhysRevX.4.031002 | | Petschnigg2019 | Petschnigg, Christina; Brandst"otter, Mathias; Pichler, Horst; Hofbaur, Michael W.; Dieber, Bernhard | 2019 | Quantum computation in robotic science and applications | doi:10.1109/ICRA.2019.8793768 | | Pothos2009 | Pothos, Emmanuel M.; Busemeyer, Jerome R. | 2009 | A Quantum Probability Explanation for Violations of</w:t>
             </w:r>
             <w:r>
               <w:t xml:space="preserve">Rational’ Decision Theory</w:t>
